--- a/datasheet_gen/word_templates/PFMF.docx
+++ b/datasheet_gen/word_templates/PFMF.docx
@@ -983,7 +983,7 @@
     </w:p>
     <w:p>
       <w:r>
-        <w:t>{{ img_functional_check }}</w:t>
+        <w:t>[[functional check images]]</w:t>
       </w:r>
     </w:p>
     <w:p>
